--- a/slot1/Exercise1.docx
+++ b/slot1/Exercise1.docx
@@ -5,6 +5,14 @@
     <w:bookmarkStart w:id="0" w:name="_Toc229389552" w:displacedByCustomXml="next"/>
     <w:sdt>
       <w:sdtPr>
+        <w:rPr>
+          <w:rFonts w:ascii="Times New Roman" w:eastAsiaTheme="minorHAnsi" w:hAnsi="Times New Roman" w:cstheme="minorBidi"/>
+          <w:color w:val="auto"/>
+          <w:kern w:val="2"/>
+          <w:sz w:val="30"/>
+          <w:szCs w:val="24"/>
+          <w14:ligatures w14:val="standardContextual"/>
+        </w:rPr>
         <w:id w:val="-475297271"/>
         <w:docPartObj>
           <w:docPartGallery w:val="Table of Contents"/>
@@ -13,18 +21,128 @@
       </w:sdtPr>
       <w:sdtEndPr>
         <w:rPr>
-          <w:rFonts w:ascii="Times New Roman" w:eastAsiaTheme="minorHAnsi" w:hAnsi="Times New Roman" w:cstheme="minorBidi"/>
           <w:b/>
           <w:bCs/>
           <w:noProof/>
-          <w:color w:val="auto"/>
-          <w:kern w:val="2"/>
-          <w:sz w:val="30"/>
-          <w:szCs w:val="24"/>
-          <w14:ligatures w14:val="standardContextual"/>
         </w:rPr>
       </w:sdtEndPr>
       <w:sdtContent>
+        <w:p>
+          <w:pPr>
+            <w:pStyle w:val="TOCHeading"/>
+            <w:rPr>
+              <w:rFonts w:ascii="Times New Roman" w:eastAsiaTheme="minorHAnsi" w:hAnsi="Times New Roman" w:cstheme="minorBidi"/>
+              <w:color w:val="auto"/>
+              <w:kern w:val="2"/>
+              <w:sz w:val="30"/>
+              <w:szCs w:val="24"/>
+              <w14:ligatures w14:val="standardContextual"/>
+            </w:rPr>
+          </w:pPr>
+          <w:proofErr w:type="gramStart"/>
+          <w:r>
+            <w:rPr>
+              <w:rFonts w:ascii="Times New Roman" w:eastAsiaTheme="minorHAnsi" w:hAnsi="Times New Roman" w:cstheme="minorBidi"/>
+              <w:color w:val="auto"/>
+              <w:kern w:val="2"/>
+              <w:sz w:val="30"/>
+              <w:szCs w:val="24"/>
+              <w14:ligatures w14:val="standardContextual"/>
+            </w:rPr>
+            <w:t>Name :</w:t>
+          </w:r>
+          <w:proofErr w:type="gramEnd"/>
+          <w:r>
+            <w:rPr>
+              <w:rFonts w:ascii="Times New Roman" w:eastAsiaTheme="minorHAnsi" w:hAnsi="Times New Roman" w:cstheme="minorBidi"/>
+              <w:color w:val="auto"/>
+              <w:kern w:val="2"/>
+              <w:sz w:val="30"/>
+              <w:szCs w:val="24"/>
+              <w14:ligatures w14:val="standardContextual"/>
+            </w:rPr>
+            <w:t xml:space="preserve"> </w:t>
+          </w:r>
+          <w:proofErr w:type="spellStart"/>
+          <w:r>
+            <w:rPr>
+              <w:rFonts w:ascii="Times New Roman" w:eastAsiaTheme="minorHAnsi" w:hAnsi="Times New Roman" w:cstheme="minorBidi"/>
+              <w:color w:val="auto"/>
+              <w:kern w:val="2"/>
+              <w:sz w:val="30"/>
+              <w:szCs w:val="24"/>
+              <w14:ligatures w14:val="standardContextual"/>
+            </w:rPr>
+            <w:t>Hồ</w:t>
+          </w:r>
+          <w:proofErr w:type="spellEnd"/>
+          <w:r>
+            <w:rPr>
+              <w:rFonts w:ascii="Times New Roman" w:eastAsiaTheme="minorHAnsi" w:hAnsi="Times New Roman" w:cstheme="minorBidi"/>
+              <w:color w:val="auto"/>
+              <w:kern w:val="2"/>
+              <w:sz w:val="30"/>
+              <w:szCs w:val="24"/>
+              <w14:ligatures w14:val="standardContextual"/>
+            </w:rPr>
+            <w:t xml:space="preserve"> </w:t>
+          </w:r>
+          <w:proofErr w:type="spellStart"/>
+          <w:r>
+            <w:rPr>
+              <w:rFonts w:ascii="Times New Roman" w:eastAsiaTheme="minorHAnsi" w:hAnsi="Times New Roman" w:cstheme="minorBidi"/>
+              <w:color w:val="auto"/>
+              <w:kern w:val="2"/>
+              <w:sz w:val="30"/>
+              <w:szCs w:val="24"/>
+              <w14:ligatures w14:val="standardContextual"/>
+            </w:rPr>
+            <w:t>Tấn</w:t>
+          </w:r>
+          <w:proofErr w:type="spellEnd"/>
+          <w:r>
+            <w:rPr>
+              <w:rFonts w:ascii="Times New Roman" w:eastAsiaTheme="minorHAnsi" w:hAnsi="Times New Roman" w:cstheme="minorBidi"/>
+              <w:color w:val="auto"/>
+              <w:kern w:val="2"/>
+              <w:sz w:val="30"/>
+              <w:szCs w:val="24"/>
+              <w14:ligatures w14:val="standardContextual"/>
+            </w:rPr>
+            <w:t xml:space="preserve"> </w:t>
+          </w:r>
+          <w:proofErr w:type="spellStart"/>
+          <w:r>
+            <w:rPr>
+              <w:rFonts w:ascii="Times New Roman" w:eastAsiaTheme="minorHAnsi" w:hAnsi="Times New Roman" w:cstheme="minorBidi"/>
+              <w:color w:val="auto"/>
+              <w:kern w:val="2"/>
+              <w:sz w:val="30"/>
+              <w:szCs w:val="24"/>
+              <w14:ligatures w14:val="standardContextual"/>
+            </w:rPr>
+            <w:t>Cảnh</w:t>
+          </w:r>
+          <w:proofErr w:type="spellEnd"/>
+        </w:p>
+        <w:p>
+          <w:pPr>
+            <w:ind w:firstLine="0"/>
+          </w:pPr>
+        </w:p>
+        <w:p>
+          <w:pPr>
+            <w:pStyle w:val="TOCHeading"/>
+            <w:rPr>
+              <w:rFonts w:ascii="Times New Roman" w:eastAsiaTheme="minorHAnsi" w:hAnsi="Times New Roman" w:cstheme="minorBidi"/>
+              <w:color w:val="auto"/>
+              <w:kern w:val="2"/>
+              <w:sz w:val="30"/>
+              <w:szCs w:val="24"/>
+              <w14:ligatures w14:val="standardContextual"/>
+            </w:rPr>
+          </w:pPr>
+        </w:p>
         <w:p>
           <w:pPr>
             <w:pStyle w:val="TOCHeading"/>
@@ -456,6 +574,59 @@
         <w:pStyle w:val="Heading1"/>
         <w:ind w:firstLine="0"/>
       </w:pPr>
+      <w:r>
+        <w:rPr>
+          <w:noProof/>
+        </w:rPr>
+        <w:drawing>
+          <wp:inline distT="0" distB="0" distL="0" distR="0" wp14:anchorId="487A0D64" wp14:editId="3374A2D5">
+            <wp:extent cx="4251960" cy="4297680"/>
+            <wp:effectExtent l="0" t="0" r="0" b="7620"/>
+            <wp:docPr id="1724335694" name="Picture 1"/>
+            <wp:cNvGraphicFramePr>
+              <a:graphicFrameLocks xmlns:a="http://schemas.openxmlformats.org/drawingml/2006/main" noChangeAspect="1"/>
+            </wp:cNvGraphicFramePr>
+            <a:graphic xmlns:a="http://schemas.openxmlformats.org/drawingml/2006/main">
+              <a:graphicData uri="http://schemas.openxmlformats.org/drawingml/2006/picture">
+                <pic:pic xmlns:pic="http://schemas.openxmlformats.org/drawingml/2006/picture">
+                  <pic:nvPicPr>
+                    <pic:cNvPr id="0" name="Picture 1"/>
+                    <pic:cNvPicPr>
+                      <a:picLocks noChangeAspect="1" noChangeArrowheads="1"/>
+                    </pic:cNvPicPr>
+                  </pic:nvPicPr>
+                  <pic:blipFill>
+                    <a:blip r:embed="rId8">
+                      <a:extLst>
+                        <a:ext uri="{28A0092B-C50C-407E-A947-70E740481C1C}">
+                          <a14:useLocalDpi xmlns:a14="http://schemas.microsoft.com/office/drawing/2010/main" val="0"/>
+                        </a:ext>
+                      </a:extLst>
+                    </a:blip>
+                    <a:srcRect/>
+                    <a:stretch>
+                      <a:fillRect/>
+                    </a:stretch>
+                  </pic:blipFill>
+                  <pic:spPr bwMode="auto">
+                    <a:xfrm>
+                      <a:off x="0" y="0"/>
+                      <a:ext cx="4251960" cy="4297680"/>
+                    </a:xfrm>
+                    <a:prstGeom prst="rect">
+                      <a:avLst/>
+                    </a:prstGeom>
+                    <a:noFill/>
+                    <a:ln>
+                      <a:noFill/>
+                    </a:ln>
+                  </pic:spPr>
+                </pic:pic>
+              </a:graphicData>
+            </a:graphic>
+          </wp:inline>
+        </w:drawing>
+      </w:r>
     </w:p>
     <w:p>
       <w:pPr>
@@ -486,48 +657,9 @@
         <w:pStyle w:val="Heading1"/>
         <w:ind w:firstLine="0"/>
       </w:pPr>
-    </w:p>
-    <w:p>
-      <w:pPr>
-        <w:pStyle w:val="Heading1"/>
-        <w:ind w:firstLine="0"/>
-      </w:pPr>
-    </w:p>
-    <w:p>
-      <w:pPr>
-        <w:pStyle w:val="Heading1"/>
-        <w:ind w:firstLine="0"/>
-      </w:pPr>
-    </w:p>
-    <w:p>
-      <w:pPr>
-        <w:pStyle w:val="Heading1"/>
-        <w:ind w:firstLine="0"/>
-      </w:pPr>
-    </w:p>
-    <w:p>
-      <w:pPr>
-        <w:pStyle w:val="Heading1"/>
-        <w:ind w:firstLine="0"/>
-      </w:pPr>
-    </w:p>
-    <w:p>
-      <w:pPr>
-        <w:pStyle w:val="Heading1"/>
-        <w:ind w:firstLine="0"/>
-      </w:pPr>
-    </w:p>
-    <w:p>
-      <w:pPr>
-        <w:pStyle w:val="Heading1"/>
-        <w:ind w:firstLine="0"/>
-      </w:pPr>
       <w:r>
         <w:lastRenderedPageBreak/>
-        <w:t>1.</w:t>
-      </w:r>
-      <w:r>
-        <w:t xml:space="preserve">Spring </w:t>
+        <w:t xml:space="preserve">1.Spring </w:t>
       </w:r>
       <w:proofErr w:type="spellStart"/>
       <w:r>
@@ -1709,10 +1841,7 @@
       <w:bookmarkStart w:id="8" w:name="_Toc229390458"/>
       <w:r>
         <w:lastRenderedPageBreak/>
-        <w:t>2.</w:t>
-      </w:r>
-      <w:r>
-        <w:t xml:space="preserve">ORM </w:t>
+        <w:t xml:space="preserve">2.ORM </w:t>
       </w:r>
       <w:proofErr w:type="spellStart"/>
       <w:r>
@@ -1720,15 +1849,7 @@
       </w:r>
       <w:proofErr w:type="spellEnd"/>
       <w:r>
-        <w:t xml:space="preserve"> </w:t>
-      </w:r>
-      <w:proofErr w:type="spellStart"/>
-      <w:r>
-        <w:t>gì</w:t>
-      </w:r>
-      <w:proofErr w:type="spellEnd"/>
-      <w:r>
-        <w:t xml:space="preserve">? </w:t>
+        <w:t xml:space="preserve"> gì? </w:t>
       </w:r>
       <w:proofErr w:type="spellStart"/>
       <w:r>
@@ -2526,15 +2647,7 @@
       </w:r>
       <w:proofErr w:type="spellEnd"/>
       <w:r>
-        <w:t xml:space="preserve"> </w:t>
-      </w:r>
-      <w:proofErr w:type="spellStart"/>
-      <w:r>
-        <w:t>cho</w:t>
-      </w:r>
-      <w:proofErr w:type="spellEnd"/>
-      <w:r>
-        <w:t xml:space="preserve"> </w:t>
+        <w:t xml:space="preserve"> cho </w:t>
       </w:r>
       <w:proofErr w:type="spellStart"/>
       <w:r>
@@ -3931,7 +4044,7 @@
       <w:bookmarkEnd w:id="62"/>
     </w:p>
     <w:sectPr>
-      <w:footerReference w:type="default" r:id="rId8"/>
+      <w:footerReference w:type="default" r:id="rId9"/>
       <w:pgSz w:w="12240" w:h="15840"/>
       <w:pgMar w:top="1440" w:right="1440" w:bottom="1440" w:left="1440" w:header="720" w:footer="720" w:gutter="0"/>
       <w:cols w:space="720"/>
@@ -5693,6 +5806,7 @@
   <w:style w:type="character" w:default="1" w:styleId="DefaultParagraphFont">
     <w:name w:val="Default Paragraph Font"/>
     <w:uiPriority w:val="1"/>
+    <w:semiHidden/>
     <w:unhideWhenUsed/>
   </w:style>
   <w:style w:type="table" w:default="1" w:styleId="TableNormal">
@@ -5880,6 +5994,7 @@
       <w:numPr>
         <w:ilvl w:val="1"/>
       </w:numPr>
+      <w:ind w:firstLine="720"/>
     </w:pPr>
     <w:rPr>
       <w:rFonts w:eastAsiaTheme="majorEastAsia" w:cstheme="majorBidi"/>
